--- a/Interview_Question/project_flow.docx
+++ b/Interview_Question/project_flow.docx
@@ -1,34 +1,81 @@
 
 <file path=word/document.xml><?xml version="1.0" encoding="utf-8"?>
-<w:document xmlns:wpc="http://schemas.microsoft.com/office/word/2010/wordprocessingCanvas" xmlns:cx="http://schemas.microsoft.com/office/drawing/2014/chartex" xmlns:cx1="http://schemas.microsoft.com/office/drawing/2015/9/8/chartex" xmlns:cx2="http://schemas.microsoft.com/office/drawing/2015/10/21/chartex" xmlns:cx3="http://schemas.microsoft.com/office/drawing/2016/5/9/chartex" xmlns:cx4="http://schemas.microsoft.com/office/drawing/2016/5/10/chartex" xmlns:cx5="http://schemas.microsoft.com/office/drawing/2016/5/11/chartex" xmlns:cx6="http://schemas.microsoft.com/office/drawing/2016/5/12/chartex" xmlns:cx7="http://schemas.microsoft.com/office/drawing/2016/5/13/chartex" xmlns:cx8="http://schemas.microsoft.com/office/drawing/2016/5/14/chartex" xmlns:mc="http://schemas.openxmlformats.org/markup-compatibility/2006" xmlns:aink="http://schemas.microsoft.com/office/drawing/2016/ink" xmlns:am3d="http://schemas.microsoft.com/office/drawing/2017/model3d" xmlns:o="urn:schemas-microsoft-com:office:office" xmlns:oel="http://schemas.microsoft.com/office/2019/extlst" xmlns:r="http://schemas.openxmlformats.org/officeDocument/2006/relationships" xmlns:m="http://schemas.openxmlformats.org/officeDocument/2006/math" xmlns:v="urn:schemas-microsoft-com:vml" xmlns:wp14="http://schemas.microsoft.com/office/word/2010/wordprocessingDrawing" xmlns:wp="http://schemas.openxmlformats.org/drawingml/2006/wordprocessingDrawing" xmlns:w10="urn:schemas-microsoft-com:office:word" xmlns:w="http://schemas.openxmlformats.org/wordprocessingml/2006/main" xmlns:w14="http://schemas.microsoft.com/office/word/2010/wordml" xmlns:w15="http://schemas.microsoft.com/office/word/2012/wordml" xmlns:w16cex="http://schemas.microsoft.com/office/word/2018/wordml/cex" xmlns:w16cid="http://schemas.microsoft.com/office/word/2016/wordml/cid" xmlns:w16="http://schemas.microsoft.com/office/word/2018/wordml" xmlns:w16du="http://schemas.microsoft.com/office/word/2023/wordml/word16du" xmlns:w16sdtdh="http://schemas.microsoft.com/office/word/2020/wordml/sdtdatahash" xmlns:w16sdtfl="http://schemas.microsoft.com/office/word/2024/wordml/sdtformatlock" xmlns:w16se="http://schemas.microsoft.com/office/word/2015/wordml/symex" xmlns:wpg="http://schemas.microsoft.com/office/word/2010/wordprocessingGroup" xmlns:wpi="http://schemas.microsoft.com/office/word/2010/wordprocessingInk" xmlns:wne="http://schemas.microsoft.com/office/word/2006/wordml" xmlns:wps="http://schemas.microsoft.com/office/word/2010/wordprocessingShape" mc:Ignorable="w14 w15 w16se w16cid w16 w16cex w16sdtdh w16sdtfl w16du wp14">
+<w:document xmlns:wpc="http://schemas.microsoft.com/office/word/2010/wordprocessingCanvas" xmlns:cx="http://schemas.microsoft.com/office/drawing/2014/chartex" xmlns:cx1="http://schemas.microsoft.com/office/drawing/2015/9/8/chartex" xmlns:cx2="http://schemas.microsoft.com/office/drawing/2015/10/21/chartex" xmlns:cx3="http://schemas.microsoft.com/office/drawing/2016/5/9/chartex" xmlns:cx4="http://schemas.microsoft.com/office/drawing/2016/5/10/chartex" xmlns:cx5="http://schemas.microsoft.com/office/drawing/2016/5/11/chartex" xmlns:cx6="http://schemas.microsoft.com/office/drawing/2016/5/12/chartex" xmlns:cx7="http://schemas.microsoft.com/office/drawing/2016/5/13/chartex" xmlns:cx8="http://schemas.microsoft.com/office/drawing/2016/5/14/chartex" xmlns:mc="http://schemas.openxmlformats.org/markup-compatibility/2006" xmlns:aink="http://schemas.microsoft.com/office/drawing/2016/ink" xmlns:am3d="http://schemas.microsoft.com/office/drawing/2017/model3d" xmlns:o="urn:schemas-microsoft-com:office:office" xmlns:oel="http://schemas.microsoft.com/office/2019/extlst" xmlns:r="http://schemas.openxmlformats.org/officeDocument/2006/relationships" xmlns:m="http://schemas.openxmlformats.org/officeDocument/2006/math" xmlns:v="urn:schemas-microsoft-com:vml" xmlns:wp14="http://schemas.microsoft.com/office/word/2010/wordprocessingDrawing" xmlns:wp="http://schemas.openxmlformats.org/drawingml/2006/wordprocessingDrawing" xmlns:w10="urn:schemas-microsoft-com:office:word" xmlns:w="http://schemas.openxmlformats.org/wordprocessingml/2006/main" xmlns:w14="http://schemas.microsoft.com/office/word/2010/wordml" xmlns:w15="http://schemas.microsoft.com/office/word/2012/wordml" xmlns:w16cei="http://schemas.microsoft.com/office/word/2026/wordml/cei" xmlns:w16cex="http://schemas.microsoft.com/office/word/2018/wordml/cex" xmlns:w16cid="http://schemas.microsoft.com/office/word/2016/wordml/cid" xmlns:w16="http://schemas.microsoft.com/office/word/2018/wordml" xmlns:w16du="http://schemas.microsoft.com/office/word/2023/wordml/word16du" xmlns:w16sdtdh="http://schemas.microsoft.com/office/word/2020/wordml/sdtdatahash" xmlns:w16sdtfl="http://schemas.microsoft.com/office/word/2024/wordml/sdtformatlock" xmlns:w16se="http://schemas.microsoft.com/office/word/2015/wordml/symex" xmlns:wpg="http://schemas.microsoft.com/office/word/2010/wordprocessingGroup" xmlns:wpi="http://schemas.microsoft.com/office/word/2010/wordprocessingInk" xmlns:wne="http://schemas.microsoft.com/office/word/2006/wordml" xmlns:wps="http://schemas.microsoft.com/office/word/2010/wordprocessingShape" mc:Ignorable="w14 w15 w16se w16cid w16 w16cex w16sdtdh w16sdtfl w16du wp14">
   <w:body>
     <w:p>
       <w:pPr>
-        <w:pStyle w:val="Title"/>
-      </w:pPr>
-      <w:r>
-        <w:t>Admin Task Scheduler: Interview Flow</w:t>
-      </w:r>
-    </w:p>
-    <w:p>
-      <w:pPr>
-        <w:pStyle w:val="Subtitle"/>
-      </w:pPr>
-      <w:r>
-        <w:t>A concise explanation of the backend task queue, scheduler, workers, events, retries, and rate limiting.</w:t>
-      </w:r>
-    </w:p>
-    <w:p>
-      <w:pPr>
-        <w:pStyle w:val="Subtitle"/>
-      </w:pPr>
-      <w:r>
-        <w:t>"When task processing fails, I don't want to lose the message immediately. Instead of discarding it, RabbitMQ routes the rejected message to a Dead Letter Exchange. The Dead Letter Exchange forwards it to a retry queue with a configured TTL. Once the TTL expires, RabbitMQ routes the message back to the main processing queue for another attempt. This provides automatic retry handling while keeping producers and workers decoupled."</w:t>
-      </w:r>
-    </w:p>
-    <w:p>
-      <w:pPr>
-        <w:pStyle w:val="Subtitle"/>
+        <w:pStyle w:val="Quote"/>
+        <w:ind w:left="0"/>
+      </w:pPr>
+      <w:r>
+        <w:t>---------------------</w:t>
+      </w:r>
+      <w:r>
+        <w:t>Doc Mind</w:t>
+      </w:r>
+      <w:r>
+        <w:t xml:space="preserve"> </w:t>
+      </w:r>
+      <w:r>
+        <w:t>RAG</w:t>
+      </w:r>
+      <w:r>
+        <w:t>-----------------------------</w:t>
+      </w:r>
+    </w:p>
+    <w:p>
+      <w:pPr>
+        <w:pStyle w:val="Quote"/>
+      </w:pPr>
+    </w:p>
+    <w:p>
+      <w:pPr>
+        <w:pStyle w:val="Quote"/>
+      </w:pPr>
+    </w:p>
+    <w:p>
+      <w:pPr>
+        <w:pStyle w:val="Quote"/>
+      </w:pPr>
+    </w:p>
+    <w:p>
+      <w:pPr>
+        <w:pStyle w:val="Quote"/>
+      </w:pPr>
+    </w:p>
+    <w:p>
+      <w:pPr>
+        <w:pStyle w:val="Quote"/>
+      </w:pPr>
+    </w:p>
+    <w:p>
+      <w:pPr>
+        <w:pStyle w:val="Quote"/>
+      </w:pPr>
+    </w:p>
+    <w:p>
+      <w:pPr>
+        <w:pStyle w:val="Quote"/>
+      </w:pPr>
+    </w:p>
+    <w:p>
+      <w:pPr>
+        <w:pStyle w:val="Quote"/>
+      </w:pPr>
+    </w:p>
+    <w:p>
+      <w:pPr>
+        <w:pStyle w:val="Quote"/>
+      </w:pPr>
+    </w:p>
+    <w:p>
+      <w:pPr>
+        <w:pStyle w:val="Quote"/>
+      </w:pPr>
+    </w:p>
+    <w:p>
+      <w:pPr>
+        <w:pStyle w:val="Quote"/>
       </w:pPr>
     </w:p>
     <w:p>
@@ -36,154 +83,6 @@
         <w:pStyle w:val="SectionHeading"/>
       </w:pPr>
       <w:r>
-        <w:t>Interview Summary</w:t>
-      </w:r>
-      <w:r>
-        <w:t xml:space="preserve"> (Prev)</w:t>
-      </w:r>
-    </w:p>
-    <w:p>
-      <w:pPr>
-        <w:pStyle w:val="Quote"/>
-      </w:pPr>
-      <w:r>
-        <w:t xml:space="preserve">This project is an asynchronous task scheduling backend. The admin creates tasks through an API, and instead of processing them synchronously, I create task entities, persist them in MongoDB, and push them into an in-memory queue. A scheduler runs periodically, dequeues ready tasks, and assigns them to available workers using a round-robin assignment strategy. The scheduler communicates through an event bus, so workers are decoupled from scheduling logic. Each worker runner listens for assignment events, invokes the worker, and handles completion, retry, or failure. Workers also enforce a per-worker rate limit and use exponential backoff for retries. The current implementation is single-process, but the design can be extended to a real distributed system by replacing the in-memory queue with Redis, RabbitMQ, Kafka, </w:t>
-      </w:r>
-      <w:proofErr w:type="spellStart"/>
-      <w:r>
-        <w:t>BullMQ</w:t>
-      </w:r>
-      <w:proofErr w:type="spellEnd"/>
-      <w:r>
-        <w:t>, or SQS.</w:t>
-      </w:r>
-    </w:p>
-    <w:p>
-      <w:pPr>
-        <w:pStyle w:val="Quote"/>
-      </w:pPr>
-    </w:p>
-    <w:p>
-      <w:pPr>
-        <w:pStyle w:val="Quote"/>
-      </w:pPr>
-    </w:p>
-    <w:p>
-      <w:pPr>
-        <w:pStyle w:val="Quote"/>
-      </w:pPr>
-    </w:p>
-    <w:p>
-      <w:pPr>
-        <w:pStyle w:val="Quote"/>
-      </w:pPr>
-    </w:p>
-    <w:p>
-      <w:pPr>
-        <w:pStyle w:val="Quote"/>
-      </w:pPr>
-    </w:p>
-    <w:p>
-      <w:pPr>
-        <w:pStyle w:val="Quote"/>
-      </w:pPr>
-    </w:p>
-    <w:p>
-      <w:pPr>
-        <w:pStyle w:val="Quote"/>
-      </w:pPr>
-    </w:p>
-    <w:p>
-      <w:pPr>
-        <w:pStyle w:val="Quote"/>
-      </w:pPr>
-    </w:p>
-    <w:p>
-      <w:pPr>
-        <w:pStyle w:val="Quote"/>
-      </w:pPr>
-    </w:p>
-    <w:p>
-      <w:pPr>
-        <w:pStyle w:val="Quote"/>
-      </w:pPr>
-    </w:p>
-    <w:p>
-      <w:pPr>
-        <w:pStyle w:val="Quote"/>
-      </w:pPr>
-    </w:p>
-    <w:p>
-      <w:pPr>
-        <w:pStyle w:val="Quote"/>
-      </w:pPr>
-    </w:p>
-    <w:p>
-      <w:pPr>
-        <w:pStyle w:val="Quote"/>
-      </w:pPr>
-    </w:p>
-    <w:p>
-      <w:pPr>
-        <w:pStyle w:val="Quote"/>
-      </w:pPr>
-    </w:p>
-    <w:p>
-      <w:pPr>
-        <w:pStyle w:val="Quote"/>
-      </w:pPr>
-    </w:p>
-    <w:p>
-      <w:pPr>
-        <w:pStyle w:val="Quote"/>
-      </w:pPr>
-    </w:p>
-    <w:p>
-      <w:pPr>
-        <w:pStyle w:val="Quote"/>
-      </w:pPr>
-    </w:p>
-    <w:p>
-      <w:pPr>
-        <w:pStyle w:val="Quote"/>
-      </w:pPr>
-    </w:p>
-    <w:p>
-      <w:pPr>
-        <w:pStyle w:val="Quote"/>
-      </w:pPr>
-    </w:p>
-    <w:p>
-      <w:pPr>
-        <w:pStyle w:val="Quote"/>
-      </w:pPr>
-    </w:p>
-    <w:p>
-      <w:pPr>
-        <w:pStyle w:val="Quote"/>
-      </w:pPr>
-    </w:p>
-    <w:p>
-      <w:pPr>
-        <w:pStyle w:val="Quote"/>
-      </w:pPr>
-    </w:p>
-    <w:p>
-      <w:pPr>
-        <w:pStyle w:val="Quote"/>
-      </w:pPr>
-    </w:p>
-    <w:p>
-      <w:pPr>
-        <w:pStyle w:val="Quote"/>
-      </w:pPr>
-    </w:p>
-    <w:p>
-      <w:pPr>
-        <w:pStyle w:val="SectionHeading"/>
-      </w:pPr>
-      <w:r>
-        <w:lastRenderedPageBreak/>
         <w:t xml:space="preserve"> ---------------------Ecommerce microservices-----------------------------</w:t>
       </w:r>
     </w:p>
@@ -520,6 +419,7 @@
         <w:pStyle w:val="Quote"/>
       </w:pPr>
       <w:r>
+        <w:lastRenderedPageBreak/>
         <w:t xml:space="preserve">      │</w:t>
       </w:r>
     </w:p>
@@ -915,6 +815,7 @@
     </w:p>
     <w:p>
       <w:r>
+        <w:lastRenderedPageBreak/>
         <w:t>Nginx sits before the Gateway and acts as a reverse proxy.</w:t>
       </w:r>
     </w:p>
@@ -1103,15 +1004,7 @@
           <w:i/>
           <w:iCs/>
         </w:rPr>
-        <w:t xml:space="preserve"> queue, which is consumed by the Gateway. The Gateway then emits a </w:t>
-      </w:r>
-      <w:r>
-        <w:rPr>
-          <w:i/>
-          <w:iCs/>
-        </w:rPr>
-        <w:lastRenderedPageBreak/>
-        <w:t>Socket.io event to connected clients so the UI updates in real time. RabbitMQ decouples the producer from the consumer, making it easy to add more consumers like analytics or email services later."</w:t>
+        <w:t xml:space="preserve"> queue, which is consumed by the Gateway. The Gateway then emits a Socket.io event to connected clients so the UI updates in real time. RabbitMQ decouples the producer from the consumer, making it easy to add more consumers like analytics or email services later."</w:t>
       </w:r>
     </w:p>
     <w:p>
@@ -1421,6 +1314,7 @@
         <w:pStyle w:val="Quote"/>
       </w:pPr>
       <w:r>
+        <w:lastRenderedPageBreak/>
         <w:t xml:space="preserve"> -&gt; Nginx</w:t>
       </w:r>
     </w:p>
@@ -1533,7 +1427,6 @@
           <w:b/>
           <w:bCs/>
         </w:rPr>
-        <w:lastRenderedPageBreak/>
         <w:t>Order request:</w:t>
       </w:r>
     </w:p>
@@ -1913,6 +1806,7 @@
           <w:i/>
           <w:iCs/>
         </w:rPr>
+        <w:lastRenderedPageBreak/>
         <w:t xml:space="preserve"> -&gt; MongoDB Users collection</w:t>
       </w:r>
     </w:p>
@@ -2161,7 +2055,6 @@
           <w:i/>
           <w:iCs/>
         </w:rPr>
-        <w:lastRenderedPageBreak/>
         <w:t>with protected requests.</w:t>
       </w:r>
     </w:p>
@@ -2713,6 +2606,7 @@
           <w:i/>
           <w:iCs/>
         </w:rPr>
+        <w:lastRenderedPageBreak/>
         <w:t xml:space="preserve"> -&gt; Frontend asks backend for </w:t>
       </w:r>
       <w:proofErr w:type="spellStart"/>
@@ -2987,7 +2881,6 @@
           <w:i/>
           <w:iCs/>
         </w:rPr>
-        <w:lastRenderedPageBreak/>
         <w:t>Order Service clears cart</w:t>
       </w:r>
     </w:p>
@@ -3710,7 +3603,6 @@
           <w:b/>
           <w:bCs/>
         </w:rPr>
-        <w:lastRenderedPageBreak/>
         <w:t xml:space="preserve">  |-- Product Service -&gt; MongoDB</w:t>
       </w:r>
     </w:p>
@@ -3939,7 +3831,7 @@
 </file>
 
 <file path=word/numbering.xml><?xml version="1.0" encoding="utf-8"?>
-<w:numbering xmlns:wpc="http://schemas.microsoft.com/office/word/2010/wordprocessingCanvas" xmlns:cx="http://schemas.microsoft.com/office/drawing/2014/chartex" xmlns:cx1="http://schemas.microsoft.com/office/drawing/2015/9/8/chartex" xmlns:cx2="http://schemas.microsoft.com/office/drawing/2015/10/21/chartex" xmlns:cx3="http://schemas.microsoft.com/office/drawing/2016/5/9/chartex" xmlns:cx4="http://schemas.microsoft.com/office/drawing/2016/5/10/chartex" xmlns:cx5="http://schemas.microsoft.com/office/drawing/2016/5/11/chartex" xmlns:cx6="http://schemas.microsoft.com/office/drawing/2016/5/12/chartex" xmlns:cx7="http://schemas.microsoft.com/office/drawing/2016/5/13/chartex" xmlns:cx8="http://schemas.microsoft.com/office/drawing/2016/5/14/chartex" xmlns:mc="http://schemas.openxmlformats.org/markup-compatibility/2006" xmlns:aink="http://schemas.microsoft.com/office/drawing/2016/ink" xmlns:am3d="http://schemas.microsoft.com/office/drawing/2017/model3d" xmlns:o="urn:schemas-microsoft-com:office:office" xmlns:oel="http://schemas.microsoft.com/office/2019/extlst" xmlns:r="http://schemas.openxmlformats.org/officeDocument/2006/relationships" xmlns:m="http://schemas.openxmlformats.org/officeDocument/2006/math" xmlns:v="urn:schemas-microsoft-com:vml" xmlns:wp14="http://schemas.microsoft.com/office/word/2010/wordprocessingDrawing" xmlns:wp="http://schemas.openxmlformats.org/drawingml/2006/wordprocessingDrawing" xmlns:w10="urn:schemas-microsoft-com:office:word" xmlns:w="http://schemas.openxmlformats.org/wordprocessingml/2006/main" xmlns:w14="http://schemas.microsoft.com/office/word/2010/wordml" xmlns:w15="http://schemas.microsoft.com/office/word/2012/wordml" xmlns:w16cex="http://schemas.microsoft.com/office/word/2018/wordml/cex" xmlns:w16cid="http://schemas.microsoft.com/office/word/2016/wordml/cid" xmlns:w16="http://schemas.microsoft.com/office/word/2018/wordml" xmlns:w16du="http://schemas.microsoft.com/office/word/2023/wordml/word16du" xmlns:w16sdtdh="http://schemas.microsoft.com/office/word/2020/wordml/sdtdatahash" xmlns:w16sdtfl="http://schemas.microsoft.com/office/word/2024/wordml/sdtformatlock" xmlns:w16se="http://schemas.microsoft.com/office/word/2015/wordml/symex" xmlns:wpg="http://schemas.microsoft.com/office/word/2010/wordprocessingGroup" xmlns:wpi="http://schemas.microsoft.com/office/word/2010/wordprocessingInk" xmlns:wne="http://schemas.microsoft.com/office/word/2006/wordml" xmlns:wps="http://schemas.microsoft.com/office/word/2010/wordprocessingShape" mc:Ignorable="w14 w15 w16se w16cid w16 w16cex w16sdtdh w16sdtfl w16du wp14">
+<w:numbering xmlns:wpc="http://schemas.microsoft.com/office/word/2010/wordprocessingCanvas" xmlns:cx="http://schemas.microsoft.com/office/drawing/2014/chartex" xmlns:cx1="http://schemas.microsoft.com/office/drawing/2015/9/8/chartex" xmlns:cx2="http://schemas.microsoft.com/office/drawing/2015/10/21/chartex" xmlns:cx3="http://schemas.microsoft.com/office/drawing/2016/5/9/chartex" xmlns:cx4="http://schemas.microsoft.com/office/drawing/2016/5/10/chartex" xmlns:cx5="http://schemas.microsoft.com/office/drawing/2016/5/11/chartex" xmlns:cx6="http://schemas.microsoft.com/office/drawing/2016/5/12/chartex" xmlns:cx7="http://schemas.microsoft.com/office/drawing/2016/5/13/chartex" xmlns:cx8="http://schemas.microsoft.com/office/drawing/2016/5/14/chartex" xmlns:mc="http://schemas.openxmlformats.org/markup-compatibility/2006" xmlns:aink="http://schemas.microsoft.com/office/drawing/2016/ink" xmlns:am3d="http://schemas.microsoft.com/office/drawing/2017/model3d" xmlns:o="urn:schemas-microsoft-com:office:office" xmlns:oel="http://schemas.microsoft.com/office/2019/extlst" xmlns:r="http://schemas.openxmlformats.org/officeDocument/2006/relationships" xmlns:m="http://schemas.openxmlformats.org/officeDocument/2006/math" xmlns:v="urn:schemas-microsoft-com:vml" xmlns:wp14="http://schemas.microsoft.com/office/word/2010/wordprocessingDrawing" xmlns:wp="http://schemas.openxmlformats.org/drawingml/2006/wordprocessingDrawing" xmlns:w10="urn:schemas-microsoft-com:office:word" xmlns:w="http://schemas.openxmlformats.org/wordprocessingml/2006/main" xmlns:w14="http://schemas.microsoft.com/office/word/2010/wordml" xmlns:w15="http://schemas.microsoft.com/office/word/2012/wordml" xmlns:w16cei="http://schemas.microsoft.com/office/word/2026/wordml/cei" xmlns:w16cex="http://schemas.microsoft.com/office/word/2018/wordml/cex" xmlns:w16cid="http://schemas.microsoft.com/office/word/2016/wordml/cid" xmlns:w16="http://schemas.microsoft.com/office/word/2018/wordml" xmlns:w16du="http://schemas.microsoft.com/office/word/2023/wordml/word16du" xmlns:w16sdtdh="http://schemas.microsoft.com/office/word/2020/wordml/sdtdatahash" xmlns:w16sdtfl="http://schemas.microsoft.com/office/word/2024/wordml/sdtformatlock" xmlns:w16se="http://schemas.microsoft.com/office/word/2015/wordml/symex" xmlns:wpg="http://schemas.microsoft.com/office/word/2010/wordprocessingGroup" xmlns:wpi="http://schemas.microsoft.com/office/word/2010/wordprocessingInk" xmlns:wne="http://schemas.microsoft.com/office/word/2006/wordml" xmlns:wps="http://schemas.microsoft.com/office/word/2010/wordprocessingShape" mc:Ignorable="w14 w15 w16se w16cid w16 w16cex w16sdtdh w16sdtfl w16du wp14">
   <w:abstractNum w:abstractNumId="0" w15:restartNumberingAfterBreak="0">
     <w:nsid w:val="18AC409C"/>
     <w:multiLevelType w:val="multilevel"/>
